--- a/evidence/dokumenti/Izjava_Milan_Stojanovic_rekvizit.docx
+++ b/evidence/dokumenti/Izjava_Milan_Stojanovic_rekvizit.docx
@@ -4,15 +4,27 @@
   <w:body>
     <w:p>
       <w:pPr>
-        <w:pStyle w:val="Heading1"/>
         <w:jc w:val="center"/>
       </w:pPr>
       <w:r>
+        <w:rPr>
+          <w:rFonts w:ascii="Times New Roman" w:hAnsi="Times New Roman"/>
+          <w:b/>
+          <w:sz w:val="32"/>
+        </w:rPr>
         <w:t>IZJAVA SAGOVORNIKA</w:t>
       </w:r>
     </w:p>
     <w:p>
+      <w:pPr>
+        <w:jc w:val="center"/>
+      </w:pPr>
       <w:r>
+        <w:rPr>
+          <w:rFonts w:ascii="Times New Roman" w:hAnsi="Times New Roman"/>
+          <w:i/>
+          <w:sz w:val="20"/>
+        </w:rPr>
         <w:t>Rekvizit za društvenu igru</w:t>
       </w:r>
     </w:p>
@@ -20,29 +32,42 @@
       <w:tblPr>
         <w:tblStyle w:val="TableGrid"/>
         <w:tblW w:type="auto" w:w="0"/>
+        <w:jc w:val="center"/>
         <w:tblLook w:firstColumn="1" w:firstRow="1" w:lastColumn="0" w:lastRow="0" w:noHBand="0" w:noVBand="1" w:val="04A0"/>
       </w:tblPr>
       <w:tblGrid>
-        <w:gridCol w:w="4320"/>
-        <w:gridCol w:w="4320"/>
+        <w:gridCol w:w="4873"/>
+        <w:gridCol w:w="4873"/>
       </w:tblGrid>
       <w:tr>
         <w:tc>
           <w:tcPr>
-            <w:tcW w:type="dxa" w:w="4320"/>
+            <w:tcW w:type="dxa" w:w="4873"/>
+            <w:vAlign w:val="center"/>
+            <w:shd w:fill="EDEDED"/>
           </w:tcPr>
           <w:p>
             <w:r>
+              <w:rPr>
+                <w:rFonts w:ascii="Times New Roman" w:hAnsi="Times New Roman"/>
+                <w:b/>
+                <w:sz w:val="21"/>
+              </w:rPr>
               <w:t>Predmet</w:t>
             </w:r>
           </w:p>
         </w:tc>
         <w:tc>
           <w:tcPr>
-            <w:tcW w:type="dxa" w:w="4320"/>
+            <w:tcW w:type="dxa" w:w="4873"/>
+            <w:vAlign w:val="center"/>
           </w:tcPr>
           <w:p>
             <w:r>
+              <w:rPr>
+                <w:rFonts w:ascii="Times New Roman" w:hAnsi="Times New Roman"/>
+                <w:sz w:val="21"/>
+              </w:rPr>
               <w:t>Događaj u restoranu „Kaldrma“</w:t>
             </w:r>
           </w:p>
@@ -51,20 +76,32 @@
       <w:tr>
         <w:tc>
           <w:tcPr>
-            <w:tcW w:type="dxa" w:w="4320"/>
+            <w:tcW w:type="dxa" w:w="4873"/>
+            <w:vAlign w:val="center"/>
+            <w:shd w:fill="EDEDED"/>
           </w:tcPr>
           <w:p>
             <w:r>
+              <w:rPr>
+                <w:rFonts w:ascii="Times New Roman" w:hAnsi="Times New Roman"/>
+                <w:b/>
+                <w:sz w:val="21"/>
+              </w:rPr>
               <w:t>Datum</w:t>
             </w:r>
           </w:p>
         </w:tc>
         <w:tc>
           <w:tcPr>
-            <w:tcW w:type="dxa" w:w="4320"/>
+            <w:tcW w:type="dxa" w:w="4873"/>
+            <w:vAlign w:val="center"/>
           </w:tcPr>
           <w:p>
             <w:r>
+              <w:rPr>
+                <w:rFonts w:ascii="Times New Roman" w:hAnsi="Times New Roman"/>
+                <w:sz w:val="21"/>
+              </w:rPr>
               <w:t>30.04.2026.</w:t>
             </w:r>
           </w:p>
@@ -73,20 +110,32 @@
       <w:tr>
         <w:tc>
           <w:tcPr>
-            <w:tcW w:type="dxa" w:w="4320"/>
+            <w:tcW w:type="dxa" w:w="4873"/>
+            <w:vAlign w:val="center"/>
+            <w:shd w:fill="EDEDED"/>
           </w:tcPr>
           <w:p>
             <w:r>
+              <w:rPr>
+                <w:rFonts w:ascii="Times New Roman" w:hAnsi="Times New Roman"/>
+                <w:b/>
+                <w:sz w:val="21"/>
+              </w:rPr>
               <w:t>Vreme</w:t>
             </w:r>
           </w:p>
         </w:tc>
         <w:tc>
           <w:tcPr>
-            <w:tcW w:type="dxa" w:w="4320"/>
+            <w:tcW w:type="dxa" w:w="4873"/>
+            <w:vAlign w:val="center"/>
           </w:tcPr>
           <w:p>
             <w:r>
+              <w:rPr>
+                <w:rFonts w:ascii="Times New Roman" w:hAnsi="Times New Roman"/>
+                <w:sz w:val="21"/>
+              </w:rPr>
               <w:t>19:12 časova</w:t>
             </w:r>
           </w:p>
@@ -95,20 +144,32 @@
       <w:tr>
         <w:tc>
           <w:tcPr>
-            <w:tcW w:type="dxa" w:w="4320"/>
+            <w:tcW w:type="dxa" w:w="4873"/>
+            <w:vAlign w:val="center"/>
+            <w:shd w:fill="EDEDED"/>
           </w:tcPr>
           <w:p>
             <w:r>
+              <w:rPr>
+                <w:rFonts w:ascii="Times New Roman" w:hAnsi="Times New Roman"/>
+                <w:b/>
+                <w:sz w:val="21"/>
+              </w:rPr>
               <w:t>Sagovornik</w:t>
             </w:r>
           </w:p>
         </w:tc>
         <w:tc>
           <w:tcPr>
-            <w:tcW w:type="dxa" w:w="4320"/>
+            <w:tcW w:type="dxa" w:w="4873"/>
+            <w:vAlign w:val="center"/>
           </w:tcPr>
           <w:p>
             <w:r>
+              <w:rPr>
+                <w:rFonts w:ascii="Times New Roman" w:hAnsi="Times New Roman"/>
+                <w:sz w:val="21"/>
+              </w:rPr>
               <w:t>Milan Stojanović</w:t>
             </w:r>
           </w:p>
@@ -117,87 +178,181 @@
       <w:tr>
         <w:tc>
           <w:tcPr>
-            <w:tcW w:type="dxa" w:w="4320"/>
+            <w:tcW w:type="dxa" w:w="4873"/>
+            <w:vAlign w:val="center"/>
+            <w:shd w:fill="EDEDED"/>
           </w:tcPr>
           <w:p>
             <w:r>
+              <w:rPr>
+                <w:rFonts w:ascii="Times New Roman" w:hAnsi="Times New Roman"/>
+                <w:b/>
+                <w:sz w:val="21"/>
+              </w:rPr>
               <w:t>Zanimanje</w:t>
             </w:r>
           </w:p>
         </w:tc>
         <w:tc>
           <w:tcPr>
-            <w:tcW w:type="dxa" w:w="4320"/>
+            <w:tcW w:type="dxa" w:w="4873"/>
+            <w:vAlign w:val="center"/>
           </w:tcPr>
           <w:p>
             <w:r>
+              <w:rPr>
+                <w:rFonts w:ascii="Times New Roman" w:hAnsi="Times New Roman"/>
+                <w:sz w:val="21"/>
+              </w:rPr>
               <w:t>Vlasnik restorana „Kaldrma“</w:t>
             </w:r>
           </w:p>
         </w:tc>
       </w:tr>
     </w:tbl>
+    <w:p/>
     <w:p>
-      <w:pPr>
-        <w:pStyle w:val="Heading2"/>
-      </w:pPr>
       <w:r>
+        <w:rPr>
+          <w:rFonts w:ascii="Times New Roman" w:hAnsi="Times New Roman"/>
+          <w:b/>
+          <w:sz w:val="24"/>
+        </w:rPr>
         <w:t>Izjava</w:t>
       </w:r>
     </w:p>
     <w:p>
+      <w:pPr>
+        <w:spacing w:after="160" w:line="276" w:lineRule="auto"/>
+        <w:jc w:val="both"/>
+      </w:pPr>
       <w:r>
+        <w:rPr>
+          <w:rFonts w:ascii="Times New Roman" w:hAnsi="Times New Roman"/>
+          <w:sz w:val="22"/>
+        </w:rPr>
         <w:t>Ja, Milan Stojanović, dobrovoljno dajem ovu izjavu kao deo fikcionalnog scenarija društvene igre.</w:t>
-        <w:br/>
-        <w:br/>
+      </w:r>
+    </w:p>
+    <w:p>
+      <w:pPr>
+        <w:spacing w:after="160" w:line="276" w:lineRule="auto"/>
+        <w:jc w:val="both"/>
+      </w:pPr>
+      <w:r>
+        <w:rPr>
+          <w:rFonts w:ascii="Times New Roman" w:hAnsi="Times New Roman"/>
+          <w:sz w:val="22"/>
+        </w:rPr>
         <w:t>U noći između 23. i 24. aprila 2026. godine nalazio sam se kod kuće sa suprugom. O događajima u restoranu saznao sam narednog dana.</w:t>
-        <w:br/>
-        <w:br/>
+      </w:r>
+    </w:p>
+    <w:p>
+      <w:pPr>
+        <w:spacing w:after="160" w:line="276" w:lineRule="auto"/>
+        <w:jc w:val="both"/>
+      </w:pPr>
+      <w:r>
+        <w:rPr>
+          <w:rFonts w:ascii="Times New Roman" w:hAnsi="Times New Roman"/>
+          <w:sz w:val="22"/>
+        </w:rPr>
         <w:t>Milana Balovića i Aleksandra Ilića poznajem kao dugogodišnje goste restorana. Poznato mi je da su nakon završetka radnog vremena ostali u objektu, što ranije nije bilo neuobičajeno.</w:t>
-        <w:br/>
-        <w:br/>
+      </w:r>
+    </w:p>
+    <w:p>
+      <w:pPr>
+        <w:spacing w:after="160" w:line="276" w:lineRule="auto"/>
+        <w:jc w:val="both"/>
+      </w:pPr>
+      <w:r>
+        <w:rPr>
+          <w:rFonts w:ascii="Times New Roman" w:hAnsi="Times New Roman"/>
+          <w:sz w:val="22"/>
+        </w:rPr>
         <w:t>Tokom razgovora zamoljen sam da se prisetim svih osoba koje sam video u restoranu te večeri. Nakon dodatnog razmišljanja setio sam se da sam primetio dolazak još jedne grupe ljudi: muškarca starosti oko pedeset godina u pratnji dvojice muškaraca koji su po ponašanju ostavljali utisak da predstavljaju njegovo obezbeđenje. Kasnije sam primetio dolazak još jednog muškarca koji se predstavio kao službeno lice.</w:t>
-        <w:br/>
-        <w:br/>
+      </w:r>
+    </w:p>
+    <w:p>
+      <w:pPr>
+        <w:spacing w:after="160" w:line="276" w:lineRule="auto"/>
+        <w:jc w:val="both"/>
+      </w:pPr>
+      <w:r>
+        <w:rPr>
+          <w:rFonts w:ascii="Times New Roman" w:hAnsi="Times New Roman"/>
+          <w:sz w:val="22"/>
+        </w:rPr>
         <w:t>Ne mogu potvrditi identitet navedenih lica niti razlog njihovog prisustva. Moji navodi predstavljaju isključivo lična opažanja i ne predstavljaju zaključke o bilo čijem postupanju.</w:t>
-        <w:br/>
-        <w:br/>
+      </w:r>
+    </w:p>
+    <w:p>
+      <w:pPr>
+        <w:spacing w:after="160" w:line="276" w:lineRule="auto"/>
+        <w:jc w:val="both"/>
+      </w:pPr>
+      <w:r>
+        <w:rPr>
+          <w:rFonts w:ascii="Times New Roman" w:hAnsi="Times New Roman"/>
+          <w:sz w:val="22"/>
+        </w:rPr>
         <w:t>Izjavu sam pročitao, razumem njen sadržaj i potvrđujem da odgovara onome što sam naveo.</w:t>
       </w:r>
     </w:p>
     <w:p>
+      <w:pPr>
+        <w:spacing w:after="160" w:line="276" w:lineRule="auto"/>
+        <w:jc w:val="both"/>
+      </w:pPr>
       <w:r>
-        <w:br/>
+        <w:rPr>
+          <w:rFonts w:ascii="Times New Roman" w:hAnsi="Times New Roman"/>
+          <w:sz w:val="22"/>
+        </w:rPr>
         <w:t>Vreme završetka: 19:39 časova</w:t>
       </w:r>
     </w:p>
     <w:tbl>
       <w:tblPr>
-        <w:tblStyle w:val="TableGrid"/>
         <w:tblW w:type="auto" w:w="0"/>
+        <w:jc w:val="center"/>
         <w:tblLook w:firstColumn="1" w:firstRow="1" w:lastColumn="0" w:lastRow="0" w:noHBand="0" w:noVBand="1" w:val="04A0"/>
       </w:tblPr>
       <w:tblGrid>
-        <w:gridCol w:w="4320"/>
-        <w:gridCol w:w="4320"/>
+        <w:gridCol w:w="4873"/>
+        <w:gridCol w:w="4873"/>
       </w:tblGrid>
       <w:tr>
         <w:tc>
           <w:tcPr>
-            <w:tcW w:type="dxa" w:w="4320"/>
+            <w:tcW w:type="dxa" w:w="4873"/>
           </w:tcPr>
           <w:p>
+            <w:pPr>
+              <w:jc w:val="center"/>
+            </w:pPr>
             <w:r>
+              <w:rPr>
+                <w:rFonts w:ascii="Times New Roman" w:hAnsi="Times New Roman"/>
+                <w:sz w:val="21"/>
+              </w:rPr>
               <w:t>Sagovornik</w:t>
             </w:r>
           </w:p>
         </w:tc>
         <w:tc>
           <w:tcPr>
-            <w:tcW w:type="dxa" w:w="4320"/>
+            <w:tcW w:type="dxa" w:w="4873"/>
           </w:tcPr>
           <w:p>
+            <w:pPr>
+              <w:jc w:val="center"/>
+            </w:pPr>
             <w:r>
+              <w:rPr>
+                <w:rFonts w:ascii="Times New Roman" w:hAnsi="Times New Roman"/>
+                <w:sz w:val="21"/>
+              </w:rPr>
               <w:t>Evidentirao</w:t>
             </w:r>
           </w:p>
@@ -206,12 +361,18 @@
       <w:tr>
         <w:tc>
           <w:tcPr>
-            <w:tcW w:type="dxa" w:w="4320"/>
+            <w:tcW w:type="dxa" w:w="4873"/>
           </w:tcPr>
           <w:p>
+            <w:pPr>
+              <w:jc w:val="center"/>
+            </w:pPr>
             <w:r>
+              <w:rPr>
+                <w:rFonts w:ascii="Times New Roman" w:hAnsi="Times New Roman"/>
+                <w:sz w:val="21"/>
+              </w:rPr>
               <w:t>Milan Stojanović</w:t>
-              <w:br/>
               <w:br/>
               <w:t>__________________</w:t>
             </w:r>
@@ -219,12 +380,18 @@
         </w:tc>
         <w:tc>
           <w:tcPr>
-            <w:tcW w:type="dxa" w:w="4320"/>
+            <w:tcW w:type="dxa" w:w="4873"/>
           </w:tcPr>
           <w:p>
+            <w:pPr>
+              <w:jc w:val="center"/>
+            </w:pPr>
             <w:r>
+              <w:rPr>
+                <w:rFonts w:ascii="Times New Roman" w:hAnsi="Times New Roman"/>
+                <w:sz w:val="21"/>
+              </w:rPr>
               <w:t>Nikola Radić</w:t>
-              <w:br/>
               <w:br/>
               <w:t>__________________</w:t>
             </w:r>
@@ -234,7 +401,7 @@
     </w:tbl>
     <w:sectPr>
       <w:pgSz w:w="12240" w:h="15840"/>
-      <w:pgMar w:top="1440" w:right="1800" w:bottom="1440" w:left="1800" w:header="720" w:footer="720" w:gutter="0"/>
+      <w:pgMar w:top="1134" w:right="1247" w:bottom="1134" w:left="1247" w:header="720" w:footer="720" w:gutter="0"/>
       <w:cols w:space="720"/>
       <w:docGrid w:linePitch="360"/>
     </w:sectPr>
@@ -605,6 +772,10 @@
     <w:name w:val="Normal"/>
     <w:qFormat/>
     <w:rsid w:val="00FC693F"/>
+    <w:rPr>
+      <w:rFonts w:ascii="Times New Roman" w:hAnsi="Times New Roman"/>
+      <w:sz w:val="22"/>
+    </w:rPr>
   </w:style>
   <w:style w:type="paragraph" w:styleId="Header">
     <w:name w:val="header"/>
